--- a/projects/TRD-EHR/paper1-trd-prediction/parts/manuscript/05-results.docx
+++ b/projects/TRD-EHR/paper1-trd-prediction/parts/manuscript/05-results.docx
@@ -2,7 +2,7 @@
 <file path=word/document.xml><?xml version="1.0" encoding="utf-8"?>
 <w:document xmlns:w="http://schemas.openxmlformats.org/wordprocessingml/2006/main" xmlns:m="http://schemas.openxmlformats.org/officeDocument/2006/math" xmlns:r="http://schemas.openxmlformats.org/officeDocument/2006/relationships" xmlns:o="urn:schemas-microsoft-com:office:office" xmlns:v="urn:schemas-microsoft-com:vml" xmlns:w10="urn:schemas-microsoft-com:office:word" xmlns:a="http://schemas.openxmlformats.org/drawingml/2006/main" xmlns:pic="http://schemas.openxmlformats.org/drawingml/2006/picture" xmlns:wp="http://schemas.openxmlformats.org/drawingml/2006/wordprocessingDrawing">
   <w:body>
-    <w:bookmarkStart w:id="29" w:name="_results"/>
+    <w:bookmarkStart w:id="38" w:name="results"/>
     <w:p>
       <w:pPr>
         <w:pStyle w:val="Heading1"/>
@@ -11,7 +11,7 @@
         <w:t xml:space="preserve">Results</w:t>
       </w:r>
     </w:p>
-    <w:bookmarkStart w:id="9" w:name="_05544cad0514f6a68575f9a3bde29a58fbe80a2"/>
+    <w:bookmarkStart w:id="20" w:name="cohort-characteristics"/>
     <w:p>
       <w:pPr>
         <w:pStyle w:val="Heading2"/>
@@ -1148,14 +1148,14 @@
     </w:tbl>
     <w:p>
       <w:pPr>
-        <w:pStyle w:val="FirstParagraph"/>
+        <w:pStyle w:val="BodyText"/>
       </w:pPr>
       <w:r>
         <w:t xml:space="preserve">Training and test characteristics were closely balanced (maximum absolute standardized mean difference 0.036). Weak negative correlations linked the outcome to history length, encounter count, and time from depression diagnosis to the index prescription. These descriptive checks do not exclude effects of observation or care access (Multimedia Appendix 1, sections S7–S8).</w:t>
       </w:r>
     </w:p>
-    <w:bookmarkEnd w:id="9"/>
-    <w:bookmarkStart w:id="13" w:name="_4af3dff24012ff8b532b70fa2af7ea2376fc878"/>
+    <w:bookmarkEnd w:id="20"/>
+    <w:bookmarkStart w:id="24" w:name="discrimination-and-calibration"/>
     <w:p>
       <w:pPr>
         <w:pStyle w:val="Heading2"/>
@@ -1753,7 +1753,7 @@
     </w:tbl>
     <w:p>
       <w:pPr>
-        <w:pStyle w:val="FirstParagraph"/>
+        <w:pStyle w:val="BodyText"/>
       </w:pPr>
       <w:r>
         <w:t xml:space="preserve">The direction of the representation difference depended on the classifier. Embeddings improved logistic regression by 0.028 ROC AUC (95% CI 0.017–0.039), but reduced performance for random forest by 0.022 (95% CI 0.011–0.033), gradient boosting by 0.013 (95% CI 0.001–0.026), and XGBoost by 0.013 (95% CI 0.002–0.025).</w:t>
@@ -1768,18 +1768,18 @@
           <wp:inline>
             <wp:extent cx="5486400" cy="3429000"/>
             <wp:effectExtent b="0" l="0" r="0" t="0"/>
-            <wp:docPr descr="" title="" id="11" name="Picture"/>
+            <wp:docPr descr="" title="" id="22" name="Picture"/>
             <a:graphic>
               <a:graphicData uri="http://schemas.openxmlformats.org/drawingml/2006/picture">
                 <pic:pic>
                   <pic:nvPicPr>
-                    <pic:cNvPr descr="/Users/mikeyferguson/Developer/Atlas/.claude/worktrees/wf_ac3faf7c-0a3-1/research/TRD-EHR/exports/results/Qwen-Qwen3-Embedding-8B/google_medgemma-27b-text-it/discrimination_forest_EMBEDDED_vs_FEATURE.png" id="12" name="Picture"/>
+                    <pic:cNvPr descr="../results/Qwen-Qwen3-Embedding-8B/google_medgemma-27b-text-it/discrimination_forest_EMBEDDED_vs_FEATURE.png" id="23" name="Picture"/>
                     <pic:cNvPicPr>
                       <a:picLocks noChangeArrowheads="1" noChangeAspect="1"/>
                     </pic:cNvPicPr>
                   </pic:nvPicPr>
                   <pic:blipFill>
-                    <a:blip r:embed="rId10"/>
+                    <a:blip r:embed="rId21"/>
                     <a:stretch>
                       <a:fillRect/>
                     </a:stretch>
@@ -1842,8 +1842,8 @@
         <w:t xml:space="preserve">AUPRC was 0.302 (95% CI 0.281–0.325) for embedded logistic regression and 0.298 (95% CI 0.276–0.322) for feature-vector XGBoost, compared with the test patients’ positive-rate reference of 0.175 (95% CI 0.167–0.183). Brier scores were 0.137 (95% CI 0.132–0.142) and 0.138 (95% CI 0.132–0.143), respectively. Calibration varied by model and method of assessment; the individual-level logistic calibration slope for embedded logistic regression was 0.97 (95% CI 0.88–1.06). Full calibration summaries, precision–recall curves, and descriptive operating points appear in Multimedia Appendix 1, sections S2–S3, S9, and S12.</w:t>
       </w:r>
     </w:p>
-    <w:bookmarkEnd w:id="13"/>
-    <w:bookmarkStart w:id="17" w:name="_63f7a4acd42581b8799fc792085d5dd77d614be"/>
+    <w:bookmarkEnd w:id="24"/>
+    <w:bookmarkStart w:id="28" w:name="X63f7a4acd42581b8799fc792085d5dd77d614be"/>
     <w:p>
       <w:pPr>
         <w:pStyle w:val="Heading2"/>
@@ -2327,7 +2327,7 @@
     </w:tbl>
     <w:p>
       <w:pPr>
-        <w:pStyle w:val="FirstParagraph"/>
+        <w:pStyle w:val="BodyText"/>
       </w:pPr>
       <w:r>
         <w:t xml:space="preserve">Logistic regression was the strongest embedded classifier for all 4 encoders, with ROC AUCs from 0.645 (95% CI 0.629–0.660) to 0.657 (95% CI 0.643–0.672). Psychiatric history and medication burden remained the largest contributors across encoders. Permuting psychiatric history reduced logistic-regression ROC AUC by 0.027 (95% CI 0.017–0.036) to 0.030 (95% CI 0.019–0.041), and permuting medication burden by 0.022 (95% CI 0.013–0.032) to 0.034 (95% CI 0.023–0.044) (Figure 3). Feature-vector coefficient rankings also emphasized psychiatric burden, including suicidality, severe depression coding, insomnia, and anxiety. Detailed importance, dimensionality, and encoder analyses are in Multimedia Appendix 1, sections S1, S4, and S12.</w:t>
@@ -2342,18 +2342,18 @@
           <wp:inline>
             <wp:extent cx="5486400" cy="2663334"/>
             <wp:effectExtent b="0" l="0" r="0" t="0"/>
-            <wp:docPr descr="" title="" id="15" name="Picture"/>
+            <wp:docPr descr="" title="" id="26" name="Picture"/>
             <a:graphic>
               <a:graphicData uri="http://schemas.openxmlformats.org/drawingml/2006/picture">
                 <pic:pic>
                   <pic:nvPicPr>
-                    <pic:cNvPr descr="/Users/mikeyferguson/Developer/Atlas/.claude/worktrees/wf_ac3faf7c-0a3-1/research/TRD-EHR/exports/results/cross_embedder_robustness_EMBEDDED.png" id="16" name="Picture"/>
+                    <pic:cNvPr descr="../results/cross_embedder_robustness_EMBEDDED.png" id="27" name="Picture"/>
                     <pic:cNvPicPr>
                       <a:picLocks noChangeArrowheads="1" noChangeAspect="1"/>
                     </pic:cNvPicPr>
                   </pic:nvPicPr>
                   <pic:blipFill>
-                    <a:blip r:embed="rId14"/>
+                    <a:blip r:embed="rId25"/>
                     <a:stretch>
                       <a:fillRect/>
                     </a:stretch>
@@ -2408,14 +2408,14 @@
         <w:t xml:space="preserve">Encoder robustness for embedded logistic regression. A: ROC AUC with bootstrap 95% CIs. B: change in ROC AUC after permutation of psychiatric history or medication burden, with paired bootstrap 95% CIs. Encoders are bge-small-en-v1.5, bge-en-icl, Qwen3-Embedding-4B, and Qwen3-Embedding-8B. Complete encoder estimates appear in Multimedia Appendix 1, Table S15.</w:t>
       </w:r>
     </w:p>
-    <w:bookmarkEnd w:id="17"/>
-    <w:bookmarkStart w:id="21" w:name="_8ca3efeaa8d9d9d1376f80bd09636098b9bcacd"/>
+    <w:bookmarkEnd w:id="28"/>
+    <w:bookmarkStart w:id="32" w:name="nearest-neighbor-retrieval"/>
     <w:p>
       <w:pPr>
         <w:pStyle w:val="Heading2"/>
       </w:pPr>
       <w:r>
-        <w:t xml:space="preserve">Retrieval and Subgroup Performance</w:t>
+        <w:t xml:space="preserve">Nearest-Neighbor Retrieval</w:t>
       </w:r>
     </w:p>
     <w:p>
@@ -2423,7 +2423,7 @@
         <w:pStyle w:val="FirstParagraph"/>
       </w:pPr>
       <w:r>
-        <w:t xml:space="preserve">Retrieval is reported as a curve over neighborhood size (Figure 4). At every k from 1 to 34,063, both nearest-neighbor metrics stayed below both leading classifiers, and random retrieval stayed at chance. Neighborhood size mattered more than the similarity metric. Discrimination rose with k up to a few hundred neighbors. From k = 261 onward, logistic-regression-weighted retrieval stayed inside the interval at its best k. Plain cosine retrieval peaked and then drifted down, to 0.605 (95% CI 0.589–0.620) at k = 16,988. Each arm’s maximum was read at its best k, chosen on the test patients, so these maxima are optimistic. Logistic-regression-weighted retrieval reached 0.625 (95% CI 0.610–0.641) at k = 295, plain cosine 0.618 (95% CI 0.602–0.634) at k = 757, and random retrieval 0.500 (2.5th–97.5th percentile across draws 0.484–0.515) at k = 32,720, a best k that is noise. The 2 nearest-neighbor metrics exceeded random retrieval by 0.125 (95% CI 0.103–0.147) and 0.118 (95% CI 0.096–0.140), respectively, and differed from each other by 0.007 (95% CI −0.001 to 0.014). The best retrieval result over every k and exponent was logistic-regression-weighted retrieval with α = 2 at k = 1,090, 0.625 (95% CI 0.610–0.640). It was still lower than feature-vector XGBoost by 0.024 (95% CI 0.012–0.036) and lower than embedded logistic regression by 0.032 (95% CI 0.022–0.043). Using all 34,063 training patients as neighbors, with no k chosen, gave 0.624 (95% CI 0.607–0.639) for logistic-regression-weighted retrieval and 0.608 (95% CI 0.592–0.624) for plain cosine. ROC curves and confusion matrices at each arm’s best k are in Multimedia Appendix 1, section S6.</w:t>
+        <w:t xml:space="preserve">Retrieval is reported as a curve over neighborhood size (Figure 4D for the primary encoder). At every k from 1 to 34,063, both nearest-neighbor metrics stayed below both leading classifiers, and random retrieval stayed at chance. Neighborhood size mattered more than the similarity metric. Discrimination rose with k up to a few hundred neighbors. From k = 261 onward, logistic-regression-weighted retrieval stayed inside the interval at its best k. Plain cosine retrieval peaked and then drifted down, to 0.605 (95% CI 0.589–0.620) at k = 16,988. Each arm’s maximum was read at its best k, chosen on the test patients, so these maxima are optimistic. Logistic-regression-weighted retrieval reached 0.625 (95% CI 0.610–0.641) at k = 295, plain cosine 0.618 (95% CI 0.602–0.634) at k = 757, and random retrieval 0.500 (2.5th–97.5th percentile across draws 0.484–0.515) at k = 32,720, a best k that is noise. The 2 nearest-neighbor metrics exceeded random retrieval by 0.125 (95% CI 0.103–0.147) and 0.118 (95% CI 0.096–0.140), respectively, and differed from each other by 0.007 (95% CI −0.001 to 0.014). The best retrieval result over every k and exponent was logistic-regression-weighted retrieval with α = 2 at k = 1,090, 0.625 (95% CI 0.610–0.640). It was still lower than feature-vector XGBoost by 0.024 (95% CI 0.012–0.036) and lower than embedded logistic regression by 0.032 (95% CI 0.022–0.043). Using all 34,063 training patients as neighbors, with no k chosen, gave 0.624 (95% CI 0.607–0.639) for logistic-regression-weighted retrieval and 0.608 (95% CI 0.592–0.624) for plain cosine. These stay above chance because each neighbor’s vote is weighted by its similarity, so the same 34,063 neighbors are weighed differently for each patient. With equal weights, every patient would get the same score and ROC AUC would be exactly 0.5, which is what random retrieval gave at k = 34,063. ROC curves and confusion matrices at each arm’s best k are in Multimedia Appendix 1, section S6.</w:t>
       </w:r>
     </w:p>
     <w:p>
@@ -2433,20 +2433,20 @@
       <w:r>
         <w:drawing>
           <wp:inline>
-            <wp:extent cx="5486400" cy="4879361"/>
+            <wp:extent cx="5486400" cy="5035534"/>
             <wp:effectExtent b="0" l="0" r="0" t="0"/>
-            <wp:docPr descr="" title="" id="19" name="Picture"/>
+            <wp:docPr descr="" title="" id="30" name="Picture"/>
             <a:graphic>
               <a:graphicData uri="http://schemas.openxmlformats.org/drawingml/2006/picture">
                 <pic:pic>
                   <pic:nvPicPr>
-                    <pic:cNvPr descr="/Users/mikeyferguson/Developer/Atlas/.claude/worktrees/wf_ac3faf7c-0a3-1/research/TRD-EHR/exports/results/Qwen-Qwen3-Embedding-8B/google_medgemma-27b-text-it/neighbor_count_sweep/neighbor_count_sweep_manuscript.png" id="20" name="Picture"/>
+                    <pic:cNvPr descr="../results/cross_embedder_retrieval/neighbor_count_sweep_panels.png" id="31" name="Picture"/>
                     <pic:cNvPicPr>
                       <a:picLocks noChangeArrowheads="1" noChangeAspect="1"/>
                     </pic:cNvPicPr>
                   </pic:nvPicPr>
                   <pic:blipFill>
-                    <a:blip r:embed="rId18"/>
+                    <a:blip r:embed="rId29"/>
                     <a:stretch>
                       <a:fillRect/>
                     </a:stretch>
@@ -2454,7 +2454,7 @@
                   <pic:spPr bwMode="auto">
                     <a:xfrm>
                       <a:off x="0" y="0"/>
-                      <a:ext cx="5486400" cy="4879361"/>
+                      <a:ext cx="5486400" cy="5035534"/>
                     </a:xfrm>
                     <a:prstGeom prst="rect">
                       <a:avLst/>
@@ -2498,33 +2498,33 @@
           <w:i/>
           <w:iCs/>
         </w:rPr>
-        <w:t xml:space="preserve">Retrieval discrimination by neighborhood size. ROC AUC in 8,516 test patients at every k from 1 to 34,063 for logistic-regression-weighted and plain cosine retrieval, with bootstrap 95% bands, and for random retrieval with uniform weights, as the mean across 1,000 draws within the 2.5th–97.5th percentile of the draws. Points mark each arm’s best k, chosen on the test patients, so the values there are optimistic; the random arm’s best k is noise. Horizontal lines mark the 2 leading trained classifiers. Curves use α = 1; the maxima under α = 1, 2, and 5 agreed within 0.002. Figure 5 draws the same plot for the other 3 encoders.</w:t>
+        <w:t xml:space="preserve">Retrieval discrimination by neighborhood size for the 4 encoders: (A) bge-small-en-v1.5, (B) bge-en-icl, (C) Qwen3-Embedding-4B, and (D) Qwen3-Embedding-8B, the primary encoder. Each panel title gives the encoder’s number of embedding dimensions. Each panel draws ROC AUC in 8,516 test patients at every k from 1 to 34,063. Lines are the retrieval arms: logistic-regression-weighted and plain cosine retrieval with bootstrap 95% bands, and random retrieval with uniform weights, as the mean across 1,000 draws within the 2.5th–97.5th percentile of the draws. Each encoder’s weights come from its own embedded logistic regression. Random retrieval does not use the embedding, so it is the same in every panel. Diamonds mark each arm’s best k, chosen on the test patients, so the values there are optimistic; the random arm’s best k is noise. Each panel’s best-k values are listed beneath it. Horizontal lines mark that encoder’s embedded logistic regression and feature-vector XGBoost, which is the same in every panel. Curves use α = 1; for the primary encoder, the maxima under α = 1, 2, and 5 agreed within 0.002.</w:t>
+      </w:r>
+    </w:p>
+    <w:bookmarkEnd w:id="32"/>
+    <w:bookmarkStart w:id="33" w:name="X396e520dd6495a396736514718baa51d7644dd0"/>
+    <w:p>
+      <w:pPr>
+        <w:pStyle w:val="Heading2"/>
+      </w:pPr>
+      <w:r>
+        <w:t xml:space="preserve">Nearest-Neighbor Retrieval Across Encoders</w:t>
       </w:r>
     </w:p>
     <w:p>
       <w:pPr>
-        <w:pStyle w:val="BodyText"/>
-      </w:pPr>
-      <w:r>
-        <w:t xml:space="preserve">Subgroup analyses scored each retrieval arm at its best k. Of 240 subgroup contrasts, 23 survived multiplicity adjustment; 19 involved depression recurrence. Discrimination was higher with recurrent coding in all 10 models contrasted and lower with single-episode coding in 9. Performance was lower among never-married patients for 2 embedded classifiers and logistic-regression-weighted retrieval, and among patients aged 18–29 for feature-vector XGBoost. Sex contrasts did not show clear differences. White-minus-non-White ROC AUC differences were consistently positive, from +0.005 (95% CI −0.031 to +0.042) to +0.046 (95% CI +0.006 to +0.087), but none survived adjustment. For feature-vector logistic regression, individual-level calibration slopes were 0.98 (95% CI 0.85–1.11) in White patients and 0.79 (95% CI 0.56–1.02) in patients with other recorded racial categories. These findings do not establish equitable performance (Multimedia Appendix 1, section S9).</w:t>
-      </w:r>
-    </w:p>
-    <w:bookmarkEnd w:id="21"/>
-    <w:bookmarkStart w:id="28" w:name="_396e520dd6495a396736514718baa51d7644dd0"/>
-    <w:p>
-      <w:pPr>
-        <w:pStyle w:val="Heading2"/>
-      </w:pPr>
-      <w:r>
-        <w:t xml:space="preserve">Nearest-Neighbor Retrieval Across Encoders</w:t>
+        <w:pStyle w:val="FirstParagraph"/>
+      </w:pPr>
+      <w:r>
+        <w:t xml:space="preserve">We repeated the neighborhood-size sweep for the other 3 encoders under the same rules, for both nearest-neighbor metrics and random retrieval. Each encoder’s logistic-regression-weighted similarity used the coefficients of that encoder’s own embedded logistic regression. For every encoder, both nearest-neighbor curves stayed below that encoder’s embedded logistic regression at every k (Figure 4A–D). Each metric’s maximum was read at its own best k under α = 1, chosen on the test patients, so these maxima are optimistic.</w:t>
       </w:r>
     </w:p>
     <w:p>
       <w:pPr>
-        <w:pStyle w:val="FirstParagraph"/>
-      </w:pPr>
-      <w:r>
-        <w:t xml:space="preserve">We repeated the neighborhood-size sweep for the other 3 encoders under the same rules, for both nearest-neighbor metrics and random retrieval. Each encoder’s logistic-regression-weighted similarity used the coefficients of that encoder’s own embedded logistic regression. For every encoder, both nearest-neighbor curves stayed below that encoder’s embedded logistic regression at every k (Figure 5). Each metric’s maximum was read at its own best k under α = 1, chosen on the test patients, so these maxima are optimistic.</w:t>
+        <w:pStyle w:val="BodyText"/>
+      </w:pPr>
+      <w:r>
+        <w:t xml:space="preserve">Logistic-regression-weighted retrieval at its best k reached 0.606 (95% CI 0.590–0.620) at k = 579 for bge-small-en-v1.5, 0.631 (95% CI 0.616–0.646) at k = 1,519 for bge-en-icl, 0.623 (95% CI 0.607–0.639) at k = 684 for Qwen3-Embedding-4B, and 0.625 (95% CI 0.610–0.641) at k = 295 for Qwen3-Embedding-8B. Embedded logistic regression reached 0.645 (95% CI 0.629–0.660), 0.655 (95% CI 0.641–0.670), 0.655 (95% CI 0.641–0.670), and 0.657 (95% CI 0.643–0.672) for the same encoders. For each encoder, the upper bound of the retrieval interval lay below the logistic-regression estimate. Paired contrasts were computed for the primary encoder only.</w:t>
       </w:r>
     </w:p>
     <w:p>
@@ -2532,7 +2532,7 @@
         <w:pStyle w:val="BodyText"/>
       </w:pPr>
       <w:r>
-        <w:t xml:space="preserve">Logistic-regression-weighted retrieval at its best k reached 0.606 (95% CI 0.590–0.620) at k = 579 for bge-small-en-v1.5, 0.631 (95% CI 0.616–0.646) at k = 1,519 for bge-en-icl, 0.623 (95% CI 0.607–0.639) at k = 684 for Qwen3-Embedding-4B, and 0.625 (95% CI 0.610–0.641) at k = 295 for Qwen3-Embedding-8B. Embedded logistic regression reached 0.645 (95% CI 0.629–0.660), 0.655 (95% CI 0.641–0.670), 0.655 (95% CI 0.641–0.670), and 0.657 (95% CI 0.643–0.672) for the same encoders. For each encoder, the upper bound of the retrieval interval lay below the logistic-regression estimate. Paired contrasts were computed for the primary encoder only.</w:t>
+        <w:t xml:space="preserve">Plain cosine retrieval peaked at k = 1,243, 413, 493, and 757 for the same 4 encoders. It reached 0.602 (95% CI 0.586–0.618), 0.620 (95% CI 0.605–0.637), 0.621 (95% CI 0.605–0.637), and 0.618 (95% CI 0.602–0.634), lower than the weighted metric for every encoder. Only the primary encoder’s difference was tested, 0.007 (95% CI −0.001 to 0.014), and its interval includes zero. Agreement in direction across 4 encoders does not show that weighting helps, because each maximum was read at its own best k. Every best k for either metric lay between 295 and 1,519. Using all 34,063 training patients as neighbors, weighted retrieval gave 0.617 (95% CI 0.600–0.633) to 0.629 (95% CI 0.614–0.645) for the 3 larger encoders. For bge-small-en-v1.5 it fell to 0.580 (95% CI 0.565–0.595), the steepest decline of any encoder’s weighted curve at large k. Near the whole pool (k above about 30,500), every patient’s neighborhood is nearly the same set, so the risk estimates differ by about 0.0004 (risk SD 4.00 × 10⁻⁴ at bge-small-en-v1.5’s lowest point, k = 31,447), and plain cosine ROC AUC becomes unstable, ranging from 0.511 to 0.582 for bge-small-en-v1.5 and from 0.579 to 0.606 for bge-en-icl, with no change to any conclusion. ROC curves and confusion matrices for each encoder’s nearest-neighbor metrics at their best k are in Multimedia Appendix 1, section S6.</w:t>
       </w:r>
     </w:p>
     <w:p>
@@ -2540,7 +2540,7 @@
         <w:pStyle w:val="BodyText"/>
       </w:pPr>
       <w:r>
-        <w:t xml:space="preserve">Plain cosine retrieval peaked at k = 1,243, 413, 493, and 757 for the same 4 encoders. It reached 0.602 (95% CI 0.586–0.618), 0.620 (95% CI 0.605–0.637), 0.621 (95% CI 0.605–0.637), and 0.618 (95% CI 0.602–0.634), lower than the weighted metric for every encoder. Only the primary encoder’s difference was tested, 0.007 (95% CI −0.001 to 0.014). Every best k for either metric lay between 295 and 1,519. Using all 34,063 training patients as neighbors, weighted retrieval gave 0.617 (95% CI 0.600–0.633) to 0.629 (95% CI 0.614–0.645) for the 3 larger encoders. For bge-small-en-v1.5 it fell to 0.580 (95% CI 0.565–0.595), the steepest decline of any encoder’s weighted curve at large k. Near the whole pool (k above about 30,500), every patient’s neighborhood is nearly the same set, so the risk estimates differ by about 0.0004 (risk SD 4.00 × 10⁻⁴ at bge-small-en-v1.5’s lowest point, k = 31,447), and plain cosine ROC AUC becomes unstable, ranging from 0.511 to 0.582 for bge-small-en-v1.5 and from 0.579 to 0.606 for bge-en-icl, with no change to any conclusion. ROC curves and confusion matrices for each encoder’s nearest-neighbor metrics at their best k are in Multimedia Appendix 1, section S6.</w:t>
+        <w:t xml:space="preserve">Best k followed no clear pattern. Two encoders with the same 4,096 dimensions moved in opposite directions when weighting was added: best k rose from 413 to 1,519 for bge-en-icl and fell from 757 to 295 for Qwen3-Embedding-8B. The curves were flat near their peaks, which accounts for much of this. For every encoder and metric, ROC AUC stayed within 0.005 of its maximum over a wide range of k. That range began between k = 164 and 549 and ended between k = 1,613 and the whole pool of 34,063. These ranges describe the observed curves and carry no sampling interval. On a curve this flat, a small change in the patients can move the best k a long way while barely changing ROC AUC. The range of k that performs near the peak is more informative than the single best k.</w:t>
       </w:r>
     </w:p>
     <w:p>
@@ -2548,22 +2548,64 @@
         <w:pStyle w:val="BodyText"/>
       </w:pPr>
       <w:r>
+        <w:t xml:space="preserve">Best k also did not follow how many embedding dimensions each logistic regression relied on, whether counted directly or as a share of the encoder’s dimensions (Multimedia Appendix 1, section S6, Figures S10–S11).</w:t>
+      </w:r>
+    </w:p>
+    <w:bookmarkEnd w:id="33"/>
+    <w:bookmarkStart w:id="37" w:name="subgroup-performance"/>
+    <w:p>
+      <w:pPr>
+        <w:pStyle w:val="Heading2"/>
+      </w:pPr>
+      <w:r>
+        <w:t xml:space="preserve">Subgroup Performance</w:t>
+      </w:r>
+    </w:p>
+    <w:p>
+      <w:pPr>
+        <w:pStyle w:val="FirstParagraph"/>
+      </w:pPr>
+      <w:r>
+        <w:t xml:space="preserve">Subgroup analyses covered all 8 classifiers and both nearest-neighbor arms, for the primary encoder; each retrieval arm was scored at its best k. Each contrast compared one group’s ROC AUC with that of all other test patients, for the same model. The groups were of 2 kinds. Sociodemographic groups (sex, race, age, marital status, smoking, and religion) ask whether the models work equally well for different people. Clinical groups (MDD recurrence and severity) ask whether they work equally well across ways the illness was recorded.</w:t>
+      </w:r>
+    </w:p>
+    <w:p>
+      <w:pPr>
+        <w:pStyle w:val="BodyText"/>
+      </w:pPr>
+      <w:r>
+        <w:t xml:space="preserve">Of 240 contrasts, 23 survived Benjamini–Hochberg adjustment for multiple comparisons, and both kinds of group contributed (Figure 5). Nineteen were clinical, all involving recurrence. Every model discriminated better in patients coded with recurrent depression, by +0.053 (95% CI +0.022 to +0.085) to +0.072 (95% CI +0.041 to +0.104). Nine of 10 discriminated worse in patients coded with a single episode, by −0.047 (95% CI −0.079 to −0.014) to −0.071 (95% CI −0.105 to −0.039). These describe how the illness was recorded, not who the patients are, so they are not fairness findings.</w:t>
+      </w:r>
+    </w:p>
+    <w:p>
+      <w:pPr>
+        <w:pStyle w:val="BodyText"/>
+      </w:pPr>
+      <w:r>
+        <w:t xml:space="preserve">The other 4 were sociodemographic. Discrimination was lower among never-married patients for 2 embedded classifiers and logistic-regression-weighted retrieval, by −0.047 (95% CI −0.080 to −0.012) to −0.054 (95% CI −0.090 to −0.019). It was lower among patients aged 18–29 for feature-vector XGBoost, by −0.068 (95% CI −0.117 to −0.022). Sex contrasts did not show clear differences. White-minus-non-White ROC AUC differences were consistently positive, from +0.005 (95% CI −0.031 to +0.042) to +0.046 (95% CI +0.006 to +0.087), but none survived adjustment. These findings do not establish equitable performance. Calibration within each subgroup is in Multimedia Appendix 1, section S9.</w:t>
+      </w:r>
+    </w:p>
+    <w:p>
+      <w:pPr>
+        <w:pStyle w:val="BodyText"/>
+      </w:pPr>
+      <w:r>
         <w:drawing>
           <wp:inline>
-            <wp:extent cx="5486400" cy="5570854"/>
+            <wp:extent cx="5029200" cy="5297567"/>
             <wp:effectExtent b="0" l="0" r="0" t="0"/>
-            <wp:docPr descr="" title="" id="23" name="Picture"/>
+            <wp:docPr descr="" title="" id="35" name="Picture"/>
             <a:graphic>
               <a:graphicData uri="http://schemas.openxmlformats.org/drawingml/2006/picture">
                 <pic:pic>
                   <pic:nvPicPr>
-                    <pic:cNvPr descr="/Users/mikeyferguson/Developer/Atlas/.claude/worktrees/wf_ac3faf7c-0a3-1/research/TRD-EHR/exports/results/cross_embedder_retrieval/neighbor_count_sweep_panels.png" id="24" name="Picture"/>
+                    <pic:cNvPr descr="../results/review/subgroups/subgroup_surviving_contrasts.png" id="36" name="Picture"/>
                     <pic:cNvPicPr>
                       <a:picLocks noChangeArrowheads="1" noChangeAspect="1"/>
                     </pic:cNvPicPr>
                   </pic:nvPicPr>
                   <pic:blipFill>
-                    <a:blip r:embed="rId22"/>
+                    <a:blip r:embed="rId34"/>
                     <a:stretch>
                       <a:fillRect/>
                     </a:stretch>
@@ -2571,7 +2613,7 @@
                   <pic:spPr bwMode="auto">
                     <a:xfrm>
                       <a:off x="0" y="0"/>
-                      <a:ext cx="5486400" cy="5570854"/>
+                      <a:ext cx="5029200" cy="5297567"/>
                     </a:xfrm>
                     <a:prstGeom prst="rect">
                       <a:avLst/>
@@ -2615,94 +2657,11 @@
           <w:i/>
           <w:iCs/>
         </w:rPr>
-        <w:t xml:space="preserve">Retrieval discrimination by neighborhood size for the other 3 encoders: (A) bge-small-en-v1.5, (B) bge-en-icl, and (C) Qwen3-Embedding-4B. Figure 4 is the same plot for Qwen3-Embedding-8B. Each panel draws ROC AUC in 8,516 test patients at every k from 1 to 34,063 for logistic-regression-weighted and plain cosine retrieval, with bootstrap 95% bands, and for random retrieval with uniform weights, as the mean across 1,000 draws within the 2.5th–97.5th percentile of the draws. Each encoder’s weights come from its own embedded logistic regression. Points mark each arm’s best k, chosen on the test patients, so the values there are optimistic. Horizontal lines mark that encoder’s embedded logistic regression and feature-vector XGBoost, which is the same in every panel. Curves use α = 1.</w:t>
+        <w:t xml:space="preserve">Subgroup contrasts that survived Benjamini–Hochberg adjustment across 240 contrasts, for the primary encoder. Each row is one model’s ROC AUC in the named group minus its ROC AUC in all other test patients, with a bootstrap 95% CI. Every model whose contrast survived is shown; the other 217 contrasts did not survive. Multimedia Appendix 1, section S9 gives discrimination and calibration within each subgroup for one model per approach and summarizes the sex and race contrasts. Clinical groups describe how depression was recorded; sociodemographic groups describe the patients. Group sizes and outcome counts are for the test patients. Retrieval arms are scored at their best k, chosen on the test patients. LR: logistic regression; MDD: major depressive disorder.</w:t>
       </w:r>
     </w:p>
-    <w:p>
-      <w:pPr>
-        <w:pStyle w:val="BodyText"/>
-      </w:pPr>
-      <w:r>
-        <w:t xml:space="preserve">The number of embedding dimensions each logistic regression relied on was similar for 3 of the 4 encoders. The fewest dimensions holding 90% of the absolute coefficient mass were 253 for bge-small-en-v1.5, 271 for bge-en-icl, 1,626 for Qwen3-Embedding-4B, and 236 for Qwen3-Embedding-8B. These counts describe each fitted model and carry no sampling interval. Best k did not follow them. Qwen3-Embedding-4B used the most dimensions, yet its best k, 684 and 493 for the 2 metrics, lay inside the range of the other encoders (Figure 6). With 4 encoders, this comparison describes a relation and does not test one.</w:t>
-      </w:r>
-    </w:p>
-    <w:p>
-      <w:pPr>
-        <w:pStyle w:val="BodyText"/>
-      </w:pPr>
-      <w:r>
-        <w:drawing>
-          <wp:inline>
-            <wp:extent cx="5486400" cy="4601496"/>
-            <wp:effectExtent b="0" l="0" r="0" t="0"/>
-            <wp:docPr descr="" title="" id="26" name="Picture"/>
-            <a:graphic>
-              <a:graphicData uri="http://schemas.openxmlformats.org/drawingml/2006/picture">
-                <pic:pic>
-                  <pic:nvPicPr>
-                    <pic:cNvPr descr="/Users/mikeyferguson/Developer/Atlas/.claude/worktrees/wf_ac3faf7c-0a3-1/research/TRD-EHR/exports/results/cross_embedder_retrieval/lr_dimensions_vs_best_k.png" id="27" name="Picture"/>
-                    <pic:cNvPicPr>
-                      <a:picLocks noChangeArrowheads="1" noChangeAspect="1"/>
-                    </pic:cNvPicPr>
-                  </pic:nvPicPr>
-                  <pic:blipFill>
-                    <a:blip r:embed="rId25"/>
-                    <a:stretch>
-                      <a:fillRect/>
-                    </a:stretch>
-                  </pic:blipFill>
-                  <pic:spPr bwMode="auto">
-                    <a:xfrm>
-                      <a:off x="0" y="0"/>
-                      <a:ext cx="5486400" cy="4601496"/>
-                    </a:xfrm>
-                    <a:prstGeom prst="rect">
-                      <a:avLst/>
-                    </a:prstGeom>
-                    <a:noFill/>
-                    <a:ln w="9525">
-                      <a:noFill/>
-                      <a:headEnd/>
-                      <a:tailEnd/>
-                    </a:ln>
-                  </pic:spPr>
-                </pic:pic>
-              </a:graphicData>
-            </a:graphic>
-          </wp:inline>
-        </w:drawing>
-      </w:r>
-    </w:p>
-    <w:p>
-      <w:pPr>
-        <w:pStyle w:val="BodyText"/>
-      </w:pPr>
-      <w:r>
-        <w:rPr>
-          <w:b/>
-          <w:bCs/>
-          <w:i/>
-          <w:iCs/>
-        </w:rPr>
-        <w:t xml:space="preserve">Figure 6.</w:t>
-      </w:r>
-      <w:r>
-        <w:rPr>
-          <w:i/>
-          <w:iCs/>
-        </w:rPr>
-        <w:t xml:space="preserve"> </w:t>
-      </w:r>
-      <w:r>
-        <w:rPr>
-          <w:i/>
-          <w:iCs/>
-        </w:rPr>
-        <w:t xml:space="preserve">Logistic-regression dimensions against best k for the 4 encoders. The horizontal axis is the fewest embedding dimensions holding 90% of the absolute coefficient mass of each encoder’s embedded logistic regression. The vertical axis is the best k of logistic-regression-weighted (filled markers) and plain cosine retrieval (open markers), chosen on the test patients and therefore optimistic. Both axes are logarithmic. In-plot labels abbreviate bge-small-en-v1.5, Qwen3-Embedding-4B, and Qwen3-Embedding-8B.</w:t>
-      </w:r>
-    </w:p>
-    <w:bookmarkEnd w:id="28"/>
-    <w:bookmarkEnd w:id="29"/>
+    <w:bookmarkEnd w:id="37"/>
+    <w:bookmarkEnd w:id="38"/>
     <w:sectPr>
       <w:pgSz w:h="15840" w:w="12240"/>
       <w:pgMar w:bottom="1440" w:footer="708" w:gutter="0" w:header="708" w:left="1800" w:right="1800" w:top="1440"/>

--- a/projects/TRD-EHR/paper1-trd-prediction/parts/manuscript/05-results.docx
+++ b/projects/TRD-EHR/paper1-trd-prediction/parts/manuscript/05-results.docx
@@ -1857,7 +1857,7 @@
         <w:pStyle w:val="FirstParagraph"/>
       </w:pPr>
       <w:r>
-        <w:t xml:space="preserve">For the primary encoder, permuting psychiatric history reduced ROC AUC by 0.024 (95% CI 0.010–0.036) to 0.028 (95% CI 0.017–0.039) across classifiers, with all paired CIs excluding zero. For embedded logistic regression, medication burden and prior treatment exposure reduced ROC AUC by 0.027 (95% CI 0.018–0.037) and 0.019 (95% CI 0.011–0.027), respectively. Permuting race/ethnicity or recorded social determinants changed ROC AUC by no more than 0.003, and every such interval included zero (Table 3). These results describe direct input reliance under the tested perturbations.</w:t>
+        <w:t xml:space="preserve">For Qwen3-Embedding-8B, permuting psychiatric history reduced ROC AUC by 0.024 (95% CI 0.010–0.036) to 0.028 (95% CI 0.017–0.039) across classifiers, with all paired CIs excluding zero. For embedded logistic regression, medication burden and prior treatment exposure reduced ROC AUC by 0.027 (95% CI 0.018–0.037) and 0.019 (95% CI 0.011–0.027), respectively. Permuting race/ethnicity or recorded social determinants changed ROC AUC by no more than 0.003, and every such interval included zero (Table 3). These results describe direct input reliance under the tested perturbations.</w:t>
       </w:r>
     </w:p>
     <w:p>
@@ -2423,7 +2423,7 @@
         <w:pStyle w:val="FirstParagraph"/>
       </w:pPr>
       <w:r>
-        <w:t xml:space="preserve">Retrieval is reported as a curve over neighborhood size (Figure 4D for the primary encoder). At every k from 1 to 34,063, both nearest-neighbor metrics stayed below both leading classifiers, and random retrieval stayed at chance. Neighborhood size mattered more than the similarity metric. Discrimination rose with k up to a few hundred neighbors. From k = 261 onward, logistic-regression-weighted retrieval stayed inside the interval at its best k. Plain cosine retrieval peaked and then drifted down, to 0.605 (95% CI 0.589–0.620) at k = 16,988. Each arm’s maximum was read at its best k, chosen on the test patients, so these maxima are optimistic. Logistic-regression-weighted retrieval reached 0.625 (95% CI 0.610–0.641) at k = 295, plain cosine 0.618 (95% CI 0.602–0.634) at k = 757, and random retrieval 0.500 (2.5th–97.5th percentile across draws 0.484–0.515) at k = 32,720, a best k that is noise. The 2 nearest-neighbor metrics exceeded random retrieval by 0.125 (95% CI 0.103–0.147) and 0.118 (95% CI 0.096–0.140), respectively, and differed from each other by 0.007 (95% CI −0.001 to 0.014). The best retrieval result over every k and exponent was logistic-regression-weighted retrieval with α = 2 at k = 1,090, 0.625 (95% CI 0.610–0.640). It was still lower than feature-vector XGBoost by 0.024 (95% CI 0.012–0.036) and lower than embedded logistic regression by 0.032 (95% CI 0.022–0.043). Using all 34,063 training patients as neighbors, with no k chosen, gave 0.624 (95% CI 0.607–0.639) for logistic-regression-weighted retrieval and 0.608 (95% CI 0.592–0.624) for plain cosine. These stay above chance because each neighbor’s vote is weighted by its similarity, so the same 34,063 neighbors are weighed differently for each patient. With equal weights, every patient would get the same score and ROC AUC would be exactly 0.5, which is what random retrieval gave at k = 34,063. ROC curves and confusion matrices at each arm’s best k are in Multimedia Appendix 1, section S6.</w:t>
+        <w:t xml:space="preserve">Retrieval is reported as a curve over neighborhood size (Figure 4D for Qwen3-Embedding-8B). At every k from 1 to 34,063, both nearest-neighbor metrics stayed below both leading classifiers, and random retrieval stayed at chance. Neighborhood size mattered more than the similarity metric. Discrimination rose with k up to a few hundred neighbors. From k = 261 onward, logistic-regression-weighted retrieval stayed inside the interval at its best k. Plain cosine retrieval peaked and then drifted down, to 0.605 (95% CI 0.589–0.620) at k = 16,988. Each arm’s maximum was read at its best k, chosen on the test patients, so these maxima are optimistic. Logistic-regression-weighted retrieval reached 0.625 (95% CI 0.610–0.641) at k = 295, plain cosine 0.618 (95% CI 0.602–0.634) at k = 757, and random retrieval 0.500 (2.5th–97.5th percentile across draws 0.484–0.515) at k = 32,720, a best k that is noise. The 2 nearest-neighbor metrics exceeded random retrieval by 0.125 (95% CI 0.103–0.147) and 0.118 (95% CI 0.096–0.140), respectively, and differed from each other by 0.007 (95% CI −0.001 to 0.014). The best retrieval result over every k and exponent was logistic-regression-weighted retrieval with α = 2 at k = 1,090, 0.625 (95% CI 0.610–0.640). It was still lower than feature-vector XGBoost by 0.024 (95% CI 0.012–0.036) and lower than embedded logistic regression by 0.032 (95% CI 0.022–0.043). Using all 34,063 training patients as neighbors, with no k chosen, gave 0.624 (95% CI 0.607–0.639) for logistic-regression-weighted retrieval and 0.608 (95% CI 0.592–0.624) for plain cosine. These stay above chance because each neighbor’s vote is weighted by its similarity, so the same 34,063 neighbors are weighed differently for each patient. With equal weights, every patient would get the same score and ROC AUC would be exactly 0.5, which is what random retrieval gave at k = 34,063. ROC curves and confusion matrices at each arm’s best k are in Multimedia Appendix 1, section S6.</w:t>
       </w:r>
     </w:p>
     <w:p>
@@ -2498,7 +2498,7 @@
           <w:i/>
           <w:iCs/>
         </w:rPr>
-        <w:t xml:space="preserve">Retrieval discrimination by neighborhood size for the 4 encoders: (A) bge-small-en-v1.5, (B) bge-en-icl, (C) Qwen3-Embedding-4B, and (D) Qwen3-Embedding-8B, the primary encoder. Each panel title gives the encoder’s number of embedding dimensions. Each panel draws ROC AUC in 8,516 test patients at every k from 1 to 34,063. Lines are the retrieval arms: logistic-regression-weighted and plain cosine retrieval with bootstrap 95% bands, and random retrieval with uniform weights, as the mean across 1,000 draws within the 2.5th–97.5th percentile of the draws. Each encoder’s weights come from its own embedded logistic regression. Random retrieval does not use the embedding, so it is the same in every panel. Diamonds mark each arm’s best k, chosen on the test patients, so the values there are optimistic; the random arm’s best k is noise. Each panel’s best-k values are listed beneath it. Horizontal lines mark that encoder’s embedded logistic regression and feature-vector XGBoost, which is the same in every panel. Curves use α = 1; for the primary encoder, the maxima under α = 1, 2, and 5 agreed within 0.002.</w:t>
+        <w:t xml:space="preserve">Retrieval discrimination by neighborhood size for the 4 encoders: (A) bge-small-en-v1.5, (B) bge-en-icl, (C) Qwen3-Embedding-4B, and (D) Qwen3-Embedding-8B. Each panel title gives the encoder’s number of embedding dimensions. Each panel draws ROC AUC in 8,516 test patients at every k from 1 to 34,063. Lines are the retrieval arms: logistic-regression-weighted and plain cosine retrieval with bootstrap 95% bands, and random retrieval with uniform weights, as the mean across 1,000 draws within the 2.5th–97.5th percentile of the draws. Each encoder’s weights come from its own embedded logistic regression. Random retrieval does not use the embedding, so it is the same in every panel. Diamonds mark each arm’s best k, chosen on the test patients, so the values there are optimistic; the random arm’s best k is noise. Each panel’s best-k values are listed beneath it. Horizontal lines mark that encoder’s embedded logistic regression and feature-vector XGBoost, which is the same in every panel. Curves use α = 1; for Qwen3-Embedding-8B, the maxima under α = 1, 2, and 5 agreed within 0.002.</w:t>
       </w:r>
     </w:p>
     <w:bookmarkEnd w:id="32"/>
@@ -2524,7 +2524,7 @@
         <w:pStyle w:val="BodyText"/>
       </w:pPr>
       <w:r>
-        <w:t xml:space="preserve">Logistic-regression-weighted retrieval at its best k reached 0.606 (95% CI 0.590–0.620) at k = 579 for bge-small-en-v1.5, 0.631 (95% CI 0.616–0.646) at k = 1,519 for bge-en-icl, 0.623 (95% CI 0.607–0.639) at k = 684 for Qwen3-Embedding-4B, and 0.625 (95% CI 0.610–0.641) at k = 295 for Qwen3-Embedding-8B. Embedded logistic regression reached 0.645 (95% CI 0.629–0.660), 0.655 (95% CI 0.641–0.670), 0.655 (95% CI 0.641–0.670), and 0.657 (95% CI 0.643–0.672) for the same encoders. For each encoder, the upper bound of the retrieval interval lay below the logistic-regression estimate. Paired contrasts were computed for the primary encoder only.</w:t>
+        <w:t xml:space="preserve">Logistic-regression-weighted retrieval at its best k reached 0.606 (95% CI 0.590–0.620) at k = 579 for bge-small-en-v1.5, 0.631 (95% CI 0.616–0.646) at k = 1,519 for bge-en-icl, 0.623 (95% CI 0.607–0.639) at k = 684 for Qwen3-Embedding-4B, and 0.625 (95% CI 0.610–0.641) at k = 295 for Qwen3-Embedding-8B. Embedded logistic regression reached 0.645 (95% CI 0.629–0.660), 0.655 (95% CI 0.641–0.670), 0.655 (95% CI 0.641–0.670), and 0.657 (95% CI 0.643–0.672) for the same encoders. For each encoder, the upper bound of the retrieval interval lay below the logistic-regression estimate. Paired contrasts were computed for Qwen3-Embedding-8B only.</w:t>
       </w:r>
     </w:p>
     <w:p>
@@ -2532,7 +2532,7 @@
         <w:pStyle w:val="BodyText"/>
       </w:pPr>
       <w:r>
-        <w:t xml:space="preserve">Plain cosine retrieval peaked at k = 1,243, 413, 493, and 757 for the same 4 encoders. It reached 0.602 (95% CI 0.586–0.618), 0.620 (95% CI 0.605–0.637), 0.621 (95% CI 0.605–0.637), and 0.618 (95% CI 0.602–0.634), lower than the weighted metric for every encoder. Only the primary encoder’s difference was tested, 0.007 (95% CI −0.001 to 0.014), and its interval includes zero. Agreement in direction across 4 encoders does not show that weighting helps, because each maximum was read at its own best k. Every best k for either metric lay between 295 and 1,519. Using all 34,063 training patients as neighbors, weighted retrieval gave 0.617 (95% CI 0.600–0.633) to 0.629 (95% CI 0.614–0.645) for the 3 larger encoders. For bge-small-en-v1.5 it fell to 0.580 (95% CI 0.565–0.595), the steepest decline of any encoder’s weighted curve at large k. Near the whole pool (k above about 30,500), every patient’s neighborhood is nearly the same set, so the risk estimates differ by about 0.0004 (risk SD 4.00 × 10⁻⁴ at bge-small-en-v1.5’s lowest point, k = 31,447), and plain cosine ROC AUC becomes unstable, ranging from 0.511 to 0.582 for bge-small-en-v1.5 and from 0.579 to 0.606 for bge-en-icl, with no change to any conclusion. ROC curves and confusion matrices for each encoder’s nearest-neighbor metrics at their best k are in Multimedia Appendix 1, section S6.</w:t>
+        <w:t xml:space="preserve">Plain cosine retrieval peaked at k = 1,243, 413, 493, and 757 for the same 4 encoders. It reached 0.602 (95% CI 0.586–0.618), 0.620 (95% CI 0.605–0.637), 0.621 (95% CI 0.605–0.637), and 0.618 (95% CI 0.602–0.634), lower than the weighted metric for every encoder. Only Qwen3-Embedding-8B’s difference was tested, 0.007 (95% CI −0.001 to 0.014), and its interval includes zero. Agreement in direction across 4 encoders does not show that weighting helps, because each maximum was read at its own best k. Every best k for either metric lay between 295 and 1,519. Using all 34,063 training patients as neighbors, weighted retrieval gave 0.617 (95% CI 0.600–0.633) to 0.629 (95% CI 0.614–0.645) for the 3 larger encoders. For bge-small-en-v1.5 it fell to 0.580 (95% CI 0.565–0.595), the steepest decline of any encoder’s weighted curve at large k. Near the whole pool (k above about 30,500), every patient’s neighborhood is nearly the same set, so the risk estimates differ by about 0.0004 (risk SD 4.00 × 10⁻⁴ at bge-small-en-v1.5’s lowest point, k = 31,447), and plain cosine ROC AUC becomes unstable, ranging from 0.511 to 0.582 for bge-small-en-v1.5 and from 0.579 to 0.606 for bge-en-icl, with no change to any conclusion. ROC curves and confusion matrices for each encoder’s nearest-neighbor metrics at their best k are in Multimedia Appendix 1, section S6.</w:t>
       </w:r>
     </w:p>
     <w:p>
@@ -2566,7 +2566,7 @@
         <w:pStyle w:val="FirstParagraph"/>
       </w:pPr>
       <w:r>
-        <w:t xml:space="preserve">Subgroup analyses covered all 8 classifiers and both nearest-neighbor arms, for the primary encoder; each retrieval arm was scored at its best k. Each contrast compared one group’s ROC AUC with that of all other test patients, for the same model. The groups were of 2 kinds. Sociodemographic groups (sex, race, age, marital status, smoking, and religion) ask whether the models work equally well for different people. Clinical groups (MDD recurrence and severity) ask whether they work equally well across ways the illness was recorded.</w:t>
+        <w:t xml:space="preserve">Subgroup analyses covered all 8 classifiers and both nearest-neighbor arms, for Qwen3-Embedding-8B; each retrieval arm was scored at its best k. Each contrast compared one group’s ROC AUC with that of all other test patients, for the same model. The groups were of 2 kinds. Sociodemographic groups (sex, race, age, marital status, smoking, and religion) ask whether the models work equally well for different people. Clinical groups (MDD recurrence and severity) ask whether they work equally well across ways the illness was recorded.</w:t>
       </w:r>
     </w:p>
     <w:p>
@@ -2657,7 +2657,7 @@
           <w:i/>
           <w:iCs/>
         </w:rPr>
-        <w:t xml:space="preserve">Subgroup contrasts that survived Benjamini–Hochberg adjustment across 240 contrasts, for the primary encoder. Each row is one model’s ROC AUC in the named group minus its ROC AUC in all other test patients, with a bootstrap 95% CI. Every model whose contrast survived is shown; the other 217 contrasts did not survive. Multimedia Appendix 1, section S9 gives discrimination and calibration within each subgroup for one model per approach and summarizes the sex and race contrasts. Clinical groups describe how depression was recorded; sociodemographic groups describe the patients. Group sizes and outcome counts are for the test patients. Retrieval arms are scored at their best k, chosen on the test patients. LR: logistic regression; MDD: major depressive disorder.</w:t>
+        <w:t xml:space="preserve">Subgroup contrasts that survived Benjamini–Hochberg adjustment across 240 contrasts, for Qwen3-Embedding-8B. Each row is one model’s ROC AUC in the named group minus its ROC AUC in all other test patients, with a bootstrap 95% CI. Every model whose contrast survived is shown; the other 217 contrasts did not survive. Multimedia Appendix 1, section S9 gives discrimination and calibration within each subgroup for one model per approach and summarizes the sex and race contrasts. Clinical groups describe how depression was recorded; sociodemographic groups describe the patients. Group sizes and outcome counts are for the test patients. Retrieval arms are scored at their best k, chosen on the test patients. LR: logistic regression; MDD: major depressive disorder.</w:t>
       </w:r>
     </w:p>
     <w:bookmarkEnd w:id="37"/>
